--- a/docs/pilot-study/manuscripts/submission_v2.34/manuscript_JAMT_v2.34.docx
+++ b/docs/pilot-study/manuscripts/submission_v2.34/manuscript_JAMT_v2.34.docx
@@ -1601,7 +1601,7 @@
           </w:tcPr>
           <w:p>
             <w:r>
-              <w:t>一側の高度寄りの加算・SO可。程度≥1で病側平均≥70 dBかつ一側差≥55 dB（学習者向け無作為選択では軽度を選ばない。検証グリッドの程度1は高度床付きで生成）</w:t>
+              <w:t>一側の高度寄りの加算・SO可。程度≥1で病側平均≥70 dBかつ一側差≥55 dB（学習者向け無作為選択では軽度を選ばない。検証グリッドの程度1は高度下限付きで生成）</w:t>
             </w:r>
           </w:p>
         </w:tc>
@@ -1633,7 +1633,7 @@
           </w:tcPr>
           <w:p>
             <w:r>
-              <w:t>指定周波数で最小ABG（程度なしでも床を維持）</w:t>
+              <w:t>指定周波数で最小ABG（程度なしでも下限を維持）</w:t>
             </w:r>
           </w:p>
         </w:tc>
@@ -1665,7 +1665,7 @@
           </w:tcPr>
           <w:p>
             <w:r>
-              <w:t>程度≥1で伝音型または高音域骨導上昇を伴う混合型を約50%ずつ生成（教育用比率。臨床発生率ではない）。最小ABGは滲出性と同一床</w:t>
+              <w:t>程度≥1で伝音型または高音域骨導上昇を伴う混合型を約50%ずつ生成（教育用比率。臨床発生率ではない）。最小ABGは滲出性と同一下限</w:t>
             </w:r>
           </w:p>
         </w:tc>
@@ -2350,7 +2350,7 @@
           </w:tcPr>
           <w:p>
             <w:r>
-              <w:t>ムンプス難聴の高度床（病側平均≥70 dBかつ一側差≥55 dB、程度≥1）</w:t>
+              <w:t>ムンプス難聴の高度下限（病側平均≥70 dBかつ一側差≥55 dB、程度≥1）</w:t>
             </w:r>
           </w:p>
         </w:tc>
@@ -4052,6 +4052,7 @@
     </w:p>
     <w:sectPr>
       <w:footerReference w:type="default" r:id="rId8"/>
+      <w:headerReference w:type="default" r:id="rId15"/>
       <w:type w:val="continuous"/>
       <w:pgSz w:w="11907" w:h="16840" w:code="9"/>
       <w:pgMar w:top="1440" w:right="1077" w:bottom="1440" w:left="1077" w:header="851" w:footer="851" w:gutter="0"/>
@@ -4129,6 +4130,16 @@
     </w:p>
   </w:footnote>
 </w:footnotes>
+</file>
+
+<file path=word/header1.xml><?xml version="1.0" encoding="utf-8"?>
+<w:hdr xmlns:m="http://schemas.openxmlformats.org/officeDocument/2006/math" xmlns:mc="http://schemas.openxmlformats.org/markup-compatibility/2006" xmlns:mo="http://schemas.microsoft.com/office/mac/office/2008/main" xmlns:mv="urn:schemas-microsoft-com:mac:vml" xmlns:o="urn:schemas-microsoft-com:office:office" xmlns:r="http://schemas.openxmlformats.org/officeDocument/2006/relationships" xmlns:v="urn:schemas-microsoft-com:vml" xmlns:w10="urn:schemas-microsoft-com:office:word" xmlns:w14="http://schemas.microsoft.com/office/word/2010/wordml" xmlns:w="http://schemas.openxmlformats.org/wordprocessingml/2006/main" xmlns:wne="http://schemas.microsoft.com/office/word/2006/wordml" xmlns:wp14="http://schemas.microsoft.com/office/word/2010/wordprocessingDrawing" xmlns:wp="http://schemas.openxmlformats.org/drawingml/2006/wordprocessingDrawing" xmlns:wpc="http://schemas.microsoft.com/office/word/2010/wordprocessingCanvas" xmlns:wpg="http://schemas.microsoft.com/office/word/2010/wordprocessingGroup" xmlns:wpi="http://schemas.microsoft.com/office/word/2010/wordprocessingInk" xmlns:wps="http://schemas.microsoft.com/office/word/2010/wordprocessingShape" mc:Ignorable="w14 wp14">
+  <w:p>
+    <w:pPr>
+      <w:pStyle w:val="Header"/>
+    </w:pPr>
+  </w:p>
+</w:hdr>
 </file>
 
 <file path=word/numbering.xml><?xml version="1.0" encoding="utf-8"?>
